--- a/Reglas-del-Laboratorio.docx
+++ b/Reglas-del-Laboratorio.docx
@@ -25,7 +25,7 @@
           <w:i/>
           <w:color w:val="666666"/>
         </w:rPr>
-        <w:t xml:space="preserve">Léelas antes de usar ChatGPT o Claude en el curso. MagnaTic.</w:t>
+        <w:t xml:space="preserve">Léelas antes de usar ChatGPT o Claude en el curso. Magnatic.</w:t>
       </w:r>
     </w:p>
     <w:p>
